--- a/tillsyn/A 32844-2026 tillsynsbegäran.docx
+++ b/tillsyn/A 32844-2026 tillsynsbegäran.docx
@@ -1328,7 +1328,7 @@
     <w:r>
       <w:tab/>
       <w:tab/>
-      <w:t>2026-09-14</w:t>
+      <w:t>2026-09-15</w:t>
       <w:br/>
       <w:br/>
     </w:r>

--- a/tillsyn/A 32844-2026 tillsynsbegäran.docx
+++ b/tillsyn/A 32844-2026 tillsynsbegäran.docx
@@ -1328,7 +1328,7 @@
     <w:r>
       <w:tab/>
       <w:tab/>
-      <w:t>2026-09-15</w:t>
+      <w:t>2026-09-16</w:t>
       <w:br/>
       <w:br/>
     </w:r>

--- a/tillsyn/A 32844-2026 tillsynsbegäran.docx
+++ b/tillsyn/A 32844-2026 tillsynsbegäran.docx
@@ -1328,7 +1328,7 @@
     <w:r>
       <w:tab/>
       <w:tab/>
-      <w:t>2026-09-16</w:t>
+      <w:t>2026-09-17</w:t>
       <w:br/>
       <w:br/>
     </w:r>

--- a/tillsyn/A 32844-2026 tillsynsbegäran.docx
+++ b/tillsyn/A 32844-2026 tillsynsbegäran.docx
@@ -1328,7 +1328,7 @@
     <w:r>
       <w:tab/>
       <w:tab/>
-      <w:t>2026-09-17</w:t>
+      <w:t>2026-09-18</w:t>
       <w:br/>
       <w:br/>
     </w:r>

--- a/tillsyn/A 32844-2026 tillsynsbegäran.docx
+++ b/tillsyn/A 32844-2026 tillsynsbegäran.docx
@@ -1328,7 +1328,7 @@
     <w:r>
       <w:tab/>
       <w:tab/>
-      <w:t>2026-09-18</w:t>
+      <w:t>2026-09-19</w:t>
       <w:br/>
       <w:br/>
     </w:r>

--- a/tillsyn/A 32844-2026 tillsynsbegäran.docx
+++ b/tillsyn/A 32844-2026 tillsynsbegäran.docx
@@ -1328,7 +1328,7 @@
     <w:r>
       <w:tab/>
       <w:tab/>
-      <w:t>2026-09-19</w:t>
+      <w:t>2026-09-21</w:t>
       <w:br/>
       <w:br/>
     </w:r>

--- a/tillsyn/A 32844-2026 tillsynsbegäran.docx
+++ b/tillsyn/A 32844-2026 tillsynsbegäran.docx
@@ -1328,7 +1328,7 @@
     <w:r>
       <w:tab/>
       <w:tab/>
-      <w:t>2026-09-21</w:t>
+      <w:t>2026-09-23</w:t>
       <w:br/>
       <w:br/>
     </w:r>

--- a/tillsyn/A 32844-2026 tillsynsbegäran.docx
+++ b/tillsyn/A 32844-2026 tillsynsbegäran.docx
@@ -1328,7 +1328,7 @@
     <w:r>
       <w:tab/>
       <w:tab/>
-      <w:t>2026-09-23</w:t>
+      <w:t>2026-09-24</w:t>
       <w:br/>
       <w:br/>
     </w:r>

--- a/tillsyn/A 32844-2026 tillsynsbegäran.docx
+++ b/tillsyn/A 32844-2026 tillsynsbegäran.docx
@@ -1328,7 +1328,7 @@
     <w:r>
       <w:tab/>
       <w:tab/>
-      <w:t>2026-09-24</w:t>
+      <w:t>2026-09-25</w:t>
       <w:br/>
       <w:br/>
     </w:r>

--- a/tillsyn/A 32844-2026 tillsynsbegäran.docx
+++ b/tillsyn/A 32844-2026 tillsynsbegäran.docx
@@ -1328,7 +1328,7 @@
     <w:r>
       <w:tab/>
       <w:tab/>
-      <w:t>2026-09-25</w:t>
+      <w:t>2026-09-26</w:t>
       <w:br/>
       <w:br/>
     </w:r>

--- a/tillsyn/A 32844-2026 tillsynsbegäran.docx
+++ b/tillsyn/A 32844-2026 tillsynsbegäran.docx
@@ -65,7 +65,7 @@
     </w:p>
     <w:p>
       <w:r>
-        <w:t>I och inom 23 meter från avverkningsanmälan finns fynd av 14 naturvårdsarter, varav 10 är rödlistade, 4 är fridlysta, 12 är typiska (T) och 3 är signalarter (S): gammelgransskål (NT, T), hornvaxskinn (NT), knottrig blåslav (NT, T), lappmes (NT, T, §4), lavskrika (NT, T, §4), talltagel (NT, T), tretåig hackspett (NT, T, §4), vedskivlav (NT, T), violmussling (NT, T), vitplätt (NT), plattlummer (S, T, §9), skinnlav (S, T), stuplav (S, T) och timmerticka (T). Se Figur 1.</w:t>
+        <w:t>I och inom 23 meter från avverkningsanmälan finns fynd av 22 naturvårdsarter, varav 17 är rödlistade, 4 är fridlysta, 15 är typiska (T) och 4 är signalarter (S): tajgaskinn (VU), blanksvart spiklav (NT), dropptaggsvamp (NT, T), dvärgbägarlav (NT, T), gammelgransskål (NT, T), hornvaxskinn (NT), knottrig blåslav (NT, T), kolflarnlav (NT, T), lappmes (NT, T, §4), lavskrika (NT, T, §4), talltagel (NT, T), tretåig hackspett (NT, T, §4), vedflamlav (NT), vedskivlav (NT, T), violmussling (NT, T), vitgrynig nållav (NT), vitplätt (NT), gullgröppa (S), plattlummer (S, T, §9), skinnlav (S, T), stuplav (S, T) och timmerticka (T). Se Figur 1.</w:t>
       </w:r>
     </w:p>
     <w:p>
@@ -109,10 +109,52 @@
         <w:rPr>
           <w:b/>
         </w:rPr>
-        <w:t>Gammelgransskål (NT)</w:t>
-      </w:r>
-      <w:r>
-        <w:t xml:space="preserve"> är en liten skålsvamp som växer på gamla granar med skrovlig bark. Typiska växtplatser är gransumpskog i myrkanter, bäckdråg, bäckraviner och skuggiga bergssluttningar, men också skog på torrare mark kan hysa arten om beståndet har stark naturskogskaraktär. Bestånd med arten bör behandlas som nyckelbiotoper och sparas vid en slutavverkning. Även gallring bör undvikas. Gammelgransskål är typisk art för </w:t>
+        <w:t>Tajgaskinn (VU)</w:t>
+      </w:r>
+      <w:r>
+        <w:t xml:space="preserve"> är placerad högst upp i Skogsstyrelsens värdepyramid för bedömning av skog med höga naturvärden och har klassificerats som en ”urskogsindikator” som kräver närmast orörda skogsmiljöer med långvarig kontinuitet av grova granlågor i olika nedbrytningsstadier (Nitare &amp; Skogsstyrelsen, 2019).</w:t>
+      </w:r>
+    </w:p>
+    <w:p>
+      <w:r>
+        <w:rPr>
+          <w:b/>
+        </w:rPr>
+        <w:t>Blanksvart spiklav (NT)</w:t>
+      </w:r>
+      <w:r>
+        <w:t xml:space="preserve"> förekommer på torr, hård, gammal kärnved men även på äldre ytved av tall i naturskogsartade bestånd med begränsad brandpåverkan och ostörd hydrologi. Skogsbruksåtgärder på eller i närheten av lokaler med blanksvart spiklav utgör ett hot. Naturskogsartade öppna tall- och barrblandskogar med blanksvart spiklav indikerar höga biologiska värden och bör bevaras (SLU Artdatabanken, 2024).</w:t>
+      </w:r>
+    </w:p>
+    <w:p>
+      <w:r>
+        <w:rPr>
+          <w:b/>
+        </w:rPr>
+        <w:t>Dropptaggsvamp (NT)</w:t>
+      </w:r>
+      <w:r>
+        <w:t xml:space="preserve"> bildar mykorrhiza med tall, främst i barrskog med trädkontinuitet, i magra, torra och ljusöppna lavtallskogar och i barrblandskogar med friskmossor och lingon i fältskiktet. Den totala populationen i landet har minskat och bedöms fortsätta minska till följd av slutavverkningar av tallskog. Det är högst oklart om arten långsiktigt kan etablera och reproducera sig i skogsbestånd som brukas med trakthyggesmetoder, markberedning, gödsling eller föryngring med förädlat plantmaterial. Uppfyller kriterierna för att bli rödlistad på grund av ny kunskap som visar att en större andel av populationen än tidigare bedömt är knuten till kontinuitetsbarrskog. Minskningstakten för den svenska populationen bedöms vara nära gränsvärdet för Sårbar (VU). Dropptaggsvamp är typisk art för </w:t>
+      </w:r>
+      <w:r>
+        <w:rPr>
+          <w:i/>
+        </w:rPr>
+        <w:t xml:space="preserve">9010 Taiga </w:t>
+      </w:r>
+      <w:r>
+        <w:t>(SLU Artdatabanken, 2026).</w:t>
+      </w:r>
+    </w:p>
+    <w:p>
+      <w:r>
+        <w:rPr>
+          <w:b/>
+        </w:rPr>
+        <w:t>Dvärgbägarlav (NT)</w:t>
+      </w:r>
+      <w:r>
+        <w:t xml:space="preserve"> förekommer över hela Sverige på gammal hård ved, huvudsakligen på tall men i södra Sverige även på ek. Veden utgörs framförallt av grova stubbar, lågor och grenar. Substratet har blivit sällsyntare och nybildning av substrat sker bara i begränsad omfattning. Arten hotas av att grova lågor blir allt sällsyntare i dagens kulturskogar samt att nybildningen av lämpliga substrat går mycket långsamt. En riklig tillgång på gamla tall- eller eklågor måste säkerställas på artens lokaler. Dvärgbägarlav är typisk art för </w:t>
       </w:r>
       <w:r>
         <w:rPr>
@@ -129,6 +171,26 @@
         <w:rPr>
           <w:b/>
         </w:rPr>
+        <w:t>Gammelgransskål (NT)</w:t>
+      </w:r>
+      <w:r>
+        <w:t xml:space="preserve"> är en liten skålsvamp som växer på gamla granar med skrovlig bark. Typiska växtplatser är gransumpskog i myrkanter, bäckdråg, bäckraviner och skuggiga bergssluttningar, men också skog på torrare mark kan hysa arten om beståndet har stark naturskogskaraktär. Bestånd med arten bör behandlas som nyckelbiotoper och sparas vid en slutavverkning. Även gallring bör undvikas. Gammelgransskål är typisk art för </w:t>
+      </w:r>
+      <w:r>
+        <w:rPr>
+          <w:i/>
+        </w:rPr>
+        <w:t>9010 Taiga</w:t>
+      </w:r>
+      <w:r>
+        <w:t xml:space="preserve"> (SLU Artdatabanken, 2024; Nitare &amp; Skogsstyrelsen, 2019).</w:t>
+      </w:r>
+    </w:p>
+    <w:p>
+      <w:r>
+        <w:rPr>
+          <w:b/>
+        </w:rPr>
         <w:t xml:space="preserve">Hornvaxskinn (NT) </w:t>
       </w:r>
       <w:r>
@@ -171,10 +233,10 @@
         <w:rPr>
           <w:b/>
         </w:rPr>
-        <w:t>Lappmes (NT, §4)</w:t>
-      </w:r>
-      <w:r>
-        <w:t xml:space="preserve">, som är typisk art för </w:t>
+        <w:t>Kolflarnlav (NT)</w:t>
+      </w:r>
+      <w:r>
+        <w:t xml:space="preserve"> är brandberoende och växer nästan uteslutande på kolad hård kärnved av tall. Etableringen verkar ske först 100–300 år efter brand och nytt substrat nybildas i mycket begränsad omfattning. Avverkning av tallskog av naturskogskaraktär med spår av återkommande bränder är ett hot och mängden lämplig ved att växa på för arten minskar dels på grund av naturlig nedbrytning men framförallt på grund av att det förstörs i samband med slutavverkningar, gallringar och markberedning. Såväl kolflarnlav som mörk kolflarnlav har glänsande bålfjäll och förekommer främst i tall- och blandbarrskogar av naturskogskaraktär med spår av återkommande bränder. Skogar som dessa hyser höga biologiska värden och bör skyddas. Kolflarnlav är typisk art för </w:t>
       </w:r>
       <w:r>
         <w:rPr>
@@ -183,6 +245,26 @@
         <w:t>9010 Taiga</w:t>
       </w:r>
       <w:r>
+        <w:t xml:space="preserve"> (SLU Artdatabanken, 2024).</w:t>
+      </w:r>
+    </w:p>
+    <w:p>
+      <w:r>
+        <w:rPr>
+          <w:b/>
+        </w:rPr>
+        <w:t>Lappmes (NT, §4)</w:t>
+      </w:r>
+      <w:r>
+        <w:t xml:space="preserve">, som är typisk art för </w:t>
+      </w:r>
+      <w:r>
+        <w:rPr>
+          <w:i/>
+        </w:rPr>
+        <w:t>9010 Taiga</w:t>
+      </w:r>
+      <w:r>
         <w:t>, rödlistad som nära hotad och prioriterad art i Skogsvårdslagen, har minskat med 17,5 (5–30) % under de senaste 10 åren. Lappmesen är en mycket stationär art som häckar i norra Sveriges barr- och blandskogar samt i fjällbjörkskogen. Arten missgynnas starkt av skogsbruk och studier har visat att överlevnaden och vikten hos flygga ungfåglar är högre i naturskog än i gallrad skog. Hemområdesstorleken under häckningstid anges uppgå till 15–20 ha, men kan i marginella habitat vara mycket större, 50–100 ha. Minsta areal äldre skog med observationer under häckningstid i norra Finland var 15 ha. Minskningstakten för den svenska populationen bedöms vara nära gränsvärdet för Sårbar (VU). (A2bc) (SLU Artdatabanken, 2024; Skogsstyrelsen, 2016).</w:t>
       </w:r>
     </w:p>
@@ -260,6 +342,26 @@
         <w:rPr>
           <w:b/>
         </w:rPr>
+        <w:t>Vedflamlav (NT)</w:t>
+      </w:r>
+      <w:r>
+        <w:t xml:space="preserve"> växer på gammal hård och torr, exponerad kärnved av tall, främst på högstubbar i ljusöppna lägen, t.ex. vid och på myrar, sjökanter, i glesa hällmarkskogar och i brandpräglade tallnaturskogar. Substratet nyskapas i begränsad omfattning och arten är en utmärkt indikator på höga naturvärden i denna skogstyp. Tall- och barrblandskogar med naturskogskaraktär och spår av bränder har ofta höga biologiska värden och bör skyddas. På vedflamlavens bål kan den sällsynta spiklaven/parasiten </w:t>
+      </w:r>
+      <w:r>
+        <w:rPr>
+          <w:i/>
+        </w:rPr>
+        <w:t>Calicium ramboldiicola</w:t>
+      </w:r>
+      <w:r>
+        <w:t xml:space="preserve"> (VU) påträffas (SLU Artdatabanken, 2026).</w:t>
+      </w:r>
+    </w:p>
+    <w:p>
+      <w:r>
+        <w:rPr>
+          <w:b/>
+        </w:rPr>
         <w:t>Vedskivlav (NT)</w:t>
       </w:r>
       <w:r>
@@ -329,6 +431,17 @@
       </w:r>
       <w:r>
         <w:t xml:space="preserve"> (SLU Artdatabanken, 2026; Nitare &amp; Skogsstyrelsen, 2019).</w:t>
+      </w:r>
+    </w:p>
+    <w:p>
+      <w:r>
+        <w:rPr>
+          <w:b/>
+        </w:rPr>
+        <w:t>Vitgrynig nållav (NT)</w:t>
+      </w:r>
+      <w:r>
+        <w:t xml:space="preserve"> växer nästan uteslutande på bark av gamla, senvuxna granar i skuggiga lägen med hög och jämn luftfuktighet. Den vanligaste naturtypen för arten är kontinuitetsskogar på frisk mark men den finns också i sumpgranskogar. På lång sikt utgör avverkningar av olikåldriga granskogar av naturskogskaraktär ett allvarligt hot mot arten och skogsbruksåtgärder på eller i närheten av växtplatserna bör undvikas. Naturskogsartade, fuktiga granskogar med förekomster av arten signalerar höga biologiska värden och bör bevaras (SLU Artdatabanken, 2024; Nitare &amp; Skogsstyrelsen, 2019).</w:t>
       </w:r>
     </w:p>
     <w:p>
@@ -522,7 +635,7 @@
     </w:p>
     <w:p>
       <w:r>
-        <w:t>Följande typiska arter har sina livsmiljöer och växtplatser i den avverkningsanmälda skogen: gammelgransskål (NT, T), knottrig blåslav (NT, T), lappmes (NT, T, §4), lavskrika (NT, T, §4), talltagel (NT, T), tretåig hackspett (NT, T, §4), vedskivlav (NT, T), violmussling (NT, T), plattlummer (S, T, §9), skinnlav (S, T), stuplav (S, T) och timmerticka (T).</w:t>
+        <w:t>Följande typiska arter har sina livsmiljöer och växtplatser i den avverkningsanmälda skogen: dropptaggsvamp (NT, T), dvärgbägarlav (NT, T), gammelgransskål (NT, T), knottrig blåslav (NT, T), kolflarnlav (NT, T), lappmes (NT, T, §4), lavskrika (NT, T, §4), talltagel (NT, T), tretåig hackspett (NT, T, §4), vedskivlav (NT, T), violmussling (NT, T), plattlummer (S, T, §9), skinnlav (S, T), stuplav (S, T) och timmerticka (T).</w:t>
       </w:r>
     </w:p>
     <w:p>
@@ -1328,7 +1441,7 @@
     <w:r>
       <w:tab/>
       <w:tab/>
-      <w:t>2026-09-26</w:t>
+      <w:t>2026-09-27</w:t>
       <w:br/>
       <w:br/>
     </w:r>

--- a/tillsyn/A 32844-2026 tillsynsbegäran.docx
+++ b/tillsyn/A 32844-2026 tillsynsbegäran.docx
@@ -1441,7 +1441,7 @@
     <w:r>
       <w:tab/>
       <w:tab/>
-      <w:t>2026-09-27</w:t>
+      <w:t>2026-09-28</w:t>
       <w:br/>
       <w:br/>
     </w:r>

--- a/tillsyn/A 32844-2026 tillsynsbegäran.docx
+++ b/tillsyn/A 32844-2026 tillsynsbegäran.docx
@@ -1441,7 +1441,7 @@
     <w:r>
       <w:tab/>
       <w:tab/>
-      <w:t>2026-09-28</w:t>
+      <w:t>2026-09-29</w:t>
       <w:br/>
       <w:br/>
     </w:r>

--- a/tillsyn/A 32844-2026 tillsynsbegäran.docx
+++ b/tillsyn/A 32844-2026 tillsynsbegäran.docx
@@ -1441,7 +1441,7 @@
     <w:r>
       <w:tab/>
       <w:tab/>
-      <w:t>2026-09-29</w:t>
+      <w:t>2026-09-30</w:t>
       <w:br/>
       <w:br/>
     </w:r>

--- a/tillsyn/A 32844-2026 tillsynsbegäran.docx
+++ b/tillsyn/A 32844-2026 tillsynsbegäran.docx
@@ -1441,7 +1441,7 @@
     <w:r>
       <w:tab/>
       <w:tab/>
-      <w:t>2026-09-30</w:t>
+      <w:t>2026-10-01</w:t>
       <w:br/>
       <w:br/>
     </w:r>

--- a/tillsyn/A 32844-2026 tillsynsbegäran.docx
+++ b/tillsyn/A 32844-2026 tillsynsbegäran.docx
@@ -1441,7 +1441,7 @@
     <w:r>
       <w:tab/>
       <w:tab/>
-      <w:t>2026-10-01</w:t>
+      <w:t>2026-10-02</w:t>
       <w:br/>
       <w:br/>
     </w:r>

--- a/tillsyn/A 32844-2026 tillsynsbegäran.docx
+++ b/tillsyn/A 32844-2026 tillsynsbegäran.docx
@@ -1441,7 +1441,7 @@
     <w:r>
       <w:tab/>
       <w:tab/>
-      <w:t>2026-10-02</w:t>
+      <w:t>2026-10-03</w:t>
       <w:br/>
       <w:br/>
     </w:r>

--- a/tillsyn/A 32844-2026 tillsynsbegäran.docx
+++ b/tillsyn/A 32844-2026 tillsynsbegäran.docx
@@ -1441,7 +1441,7 @@
     <w:r>
       <w:tab/>
       <w:tab/>
-      <w:t>2026-10-03</w:t>
+      <w:t>2026-10-04</w:t>
       <w:br/>
       <w:br/>
     </w:r>

--- a/tillsyn/A 32844-2026 tillsynsbegäran.docx
+++ b/tillsyn/A 32844-2026 tillsynsbegäran.docx
@@ -1441,7 +1441,7 @@
     <w:r>
       <w:tab/>
       <w:tab/>
-      <w:t>2026-10-04</w:t>
+      <w:t>2026-10-05</w:t>
       <w:br/>
       <w:br/>
     </w:r>

--- a/tillsyn/A 32844-2026 tillsynsbegäran.docx
+++ b/tillsyn/A 32844-2026 tillsynsbegäran.docx
@@ -12,7 +12,7 @@
     </w:p>
     <w:p>
       <w:r>
-        <w:t>Denna tillsynsbegäran behandlar höga naturvärden i avverkningsanmälan A 32844-2026 i Kiruna kommun som inkom 2026-08-10 och omfattar 19,7 ha.</w:t>
+        <w:t>Denna tillsynsbegäran behandlar höga naturvärden i avverkningsanmälan A 32844-2026 i Kiruna kommun som inkom 2026-08-10 och omfattar 19,5 ha.</w:t>
       </w:r>
     </w:p>
     <w:p>
@@ -22,7 +22,7 @@
       <w:r>
         <w:drawing>
           <wp:inline xmlns:a="http://schemas.openxmlformats.org/drawingml/2006/main" xmlns:pic="http://schemas.openxmlformats.org/drawingml/2006/picture">
-            <wp:extent cx="5486400" cy="5484515"/>
+            <wp:extent cx="5486400" cy="5443377"/>
             <wp:docPr id="1" name="Picture 1"/>
             <wp:cNvGraphicFramePr>
               <a:graphicFrameLocks noChangeAspect="1"/>
@@ -43,7 +43,7 @@
                   <pic:spPr>
                     <a:xfrm>
                       <a:off x="0" y="0"/>
-                      <a:ext cx="5486400" cy="5484515"/>
+                      <a:ext cx="5486400" cy="5443377"/>
                     </a:xfrm>
                     <a:prstGeom prst="rect"/>
                   </pic:spPr>
@@ -60,12 +60,12 @@
         <w:spacing w:after="240"/>
       </w:pPr>
       <w:r>
-        <w:t>Figur 1. Fyndplatser för naturvårdsarter i och inom 23 meter från avverkningsanmälan. Markörer utan svart kant är placerade på fyndplatsen. Markörer med svart kant är placerade vid sidan av fyndplatsen och har ett svart streck som visar fyndplatsens exakta position. Kartans mittpunktskoordinat är N 7519580, E 752412 i SWEREF 99 TM.</w:t>
+        <w:t>Figur 1. Fyndplatser för naturvårdsarter i och inom 21 meter från avverkningsanmälan. Markörer utan svart kant är placerade på fyndplatsen. Markörer med svart kant är placerade vid sidan av fyndplatsen och har ett svart streck som visar fyndplatsens exakta position. Kartans mittpunktskoordinat är N 7519587, E 752412 i SWEREF 99 TM.</w:t>
       </w:r>
     </w:p>
     <w:p>
       <w:r>
-        <w:t>I och inom 23 meter från avverkningsanmälan finns fynd av 22 naturvårdsarter, varav 17 är rödlistade, 4 är fridlysta, 15 är typiska (T) och 4 är signalarter (S): tajgaskinn (VU), blanksvart spiklav (NT), dropptaggsvamp (NT, T), dvärgbägarlav (NT, T), gammelgransskål (NT, T), hornvaxskinn (NT), knottrig blåslav (NT, T), kolflarnlav (NT, T), lappmes (NT, T, §4), lavskrika (NT, T, §4), talltagel (NT, T), tretåig hackspett (NT, T, §4), vedflamlav (NT), vedskivlav (NT, T), violmussling (NT, T), vitgrynig nållav (NT), vitplätt (NT), gullgröppa (S), plattlummer (S, T, §9), skinnlav (S, T), stuplav (S, T) och timmerticka (T). Se Figur 1.</w:t>
+        <w:t>I och inom 21 meter från avverkningsanmälan finns fynd av 22 naturvårdsarter, varav 17 är rödlistade, 4 är fridlysta, 15 är typiska (T) och 4 är signalarter (S): tajgaskinn (VU), blanksvart spiklav (NT), dropptaggsvamp (NT, T), dvärgbägarlav (NT, T), gammelgransskål (NT, T), hornvaxskinn (NT), knottrig blåslav (NT, T), kolflarnlav (NT, T), lappmes (NT, T, §4), lavskrika (NT, T, §4), talltagel (NT, T), tretåig hackspett (NT, T, §4), vedflamlav (NT), vedskivlav (NT, T), violmussling (NT, T), vitgrynig nållav (NT), vitplätt (NT), gullgröppa (S), plattlummer (S, T, §9), skinnlav (S, T), stuplav (S, T) och timmerticka (T). Se Figur 1.</w:t>
       </w:r>
     </w:p>
     <w:p>
@@ -1441,7 +1441,7 @@
     <w:r>
       <w:tab/>
       <w:tab/>
-      <w:t>2026-10-05</w:t>
+      <w:t>2026-10-06</w:t>
       <w:br/>
       <w:br/>
     </w:r>

--- a/tillsyn/A 32844-2026 tillsynsbegäran.docx
+++ b/tillsyn/A 32844-2026 tillsynsbegäran.docx
@@ -1441,7 +1441,7 @@
     <w:r>
       <w:tab/>
       <w:tab/>
-      <w:t>2026-10-06</w:t>
+      <w:t>2026-10-07</w:t>
       <w:br/>
       <w:br/>
     </w:r>

--- a/tillsyn/A 32844-2026 tillsynsbegäran.docx
+++ b/tillsyn/A 32844-2026 tillsynsbegäran.docx
@@ -1441,7 +1441,7 @@
     <w:r>
       <w:tab/>
       <w:tab/>
-      <w:t>2026-10-07</w:t>
+      <w:t>2026-10-08</w:t>
       <w:br/>
       <w:br/>
     </w:r>

--- a/tillsyn/A 32844-2026 tillsynsbegäran.docx
+++ b/tillsyn/A 32844-2026 tillsynsbegäran.docx
@@ -1441,7 +1441,7 @@
     <w:r>
       <w:tab/>
       <w:tab/>
-      <w:t>2026-10-08</w:t>
+      <w:t>2026-10-09</w:t>
       <w:br/>
       <w:br/>
     </w:r>

--- a/tillsyn/A 32844-2026 tillsynsbegäran.docx
+++ b/tillsyn/A 32844-2026 tillsynsbegäran.docx
@@ -1441,7 +1441,7 @@
     <w:r>
       <w:tab/>
       <w:tab/>
-      <w:t>2026-10-09</w:t>
+      <w:t>2026-10-10</w:t>
       <w:br/>
       <w:br/>
     </w:r>

--- a/tillsyn/A 32844-2026 tillsynsbegäran.docx
+++ b/tillsyn/A 32844-2026 tillsynsbegäran.docx
@@ -1441,7 +1441,7 @@
     <w:r>
       <w:tab/>
       <w:tab/>
-      <w:t>2026-10-10</w:t>
+      <w:t>2026-10-11</w:t>
       <w:br/>
       <w:br/>
     </w:r>

--- a/tillsyn/A 32844-2026 tillsynsbegäran.docx
+++ b/tillsyn/A 32844-2026 tillsynsbegäran.docx
@@ -1441,7 +1441,7 @@
     <w:r>
       <w:tab/>
       <w:tab/>
-      <w:t>2026-10-11</w:t>
+      <w:t>2026-10-12</w:t>
       <w:br/>
       <w:br/>
     </w:r>

--- a/tillsyn/A 32844-2026 tillsynsbegäran.docx
+++ b/tillsyn/A 32844-2026 tillsynsbegäran.docx
@@ -1441,7 +1441,7 @@
     <w:r>
       <w:tab/>
       <w:tab/>
-      <w:t>2026-10-12</w:t>
+      <w:t>2026-10-13</w:t>
       <w:br/>
       <w:br/>
     </w:r>

--- a/tillsyn/A 32844-2026 tillsynsbegäran.docx
+++ b/tillsyn/A 32844-2026 tillsynsbegäran.docx
@@ -1441,7 +1441,7 @@
     <w:r>
       <w:tab/>
       <w:tab/>
-      <w:t>2026-10-13</w:t>
+      <w:t>2026-10-14</w:t>
       <w:br/>
       <w:br/>
     </w:r>

--- a/tillsyn/A 32844-2026 tillsynsbegäran.docx
+++ b/tillsyn/A 32844-2026 tillsynsbegäran.docx
@@ -1441,7 +1441,7 @@
     <w:r>
       <w:tab/>
       <w:tab/>
-      <w:t>2026-10-14</w:t>
+      <w:t>2026-10-15</w:t>
       <w:br/>
       <w:br/>
     </w:r>

--- a/tillsyn/A 32844-2026 tillsynsbegäran.docx
+++ b/tillsyn/A 32844-2026 tillsynsbegäran.docx
@@ -1441,7 +1441,7 @@
     <w:r>
       <w:tab/>
       <w:tab/>
-      <w:t>2026-10-15</w:t>
+      <w:t>2026-10-16</w:t>
       <w:br/>
       <w:br/>
     </w:r>

--- a/tillsyn/A 32844-2026 tillsynsbegäran.docx
+++ b/tillsyn/A 32844-2026 tillsynsbegäran.docx
@@ -1441,7 +1441,7 @@
     <w:r>
       <w:tab/>
       <w:tab/>
-      <w:t>2026-10-16</w:t>
+      <w:t>2026-10-17</w:t>
       <w:br/>
       <w:br/>
     </w:r>

--- a/tillsyn/A 32844-2026 tillsynsbegäran.docx
+++ b/tillsyn/A 32844-2026 tillsynsbegäran.docx
@@ -1441,7 +1441,7 @@
     <w:r>
       <w:tab/>
       <w:tab/>
-      <w:t>2026-10-17</w:t>
+      <w:t>2026-10-18</w:t>
       <w:br/>
       <w:br/>
     </w:r>

--- a/tillsyn/A 32844-2026 tillsynsbegäran.docx
+++ b/tillsyn/A 32844-2026 tillsynsbegäran.docx
@@ -1441,7 +1441,7 @@
     <w:r>
       <w:tab/>
       <w:tab/>
-      <w:t>2026-10-18</w:t>
+      <w:t>2026-10-19</w:t>
       <w:br/>
       <w:br/>
     </w:r>

--- a/tillsyn/A 32844-2026 tillsynsbegäran.docx
+++ b/tillsyn/A 32844-2026 tillsynsbegäran.docx
@@ -1441,7 +1441,7 @@
     <w:r>
       <w:tab/>
       <w:tab/>
-      <w:t>2026-10-19</w:t>
+      <w:t>2026-10-20</w:t>
       <w:br/>
       <w:br/>
     </w:r>

--- a/tillsyn/A 32844-2026 tillsynsbegäran.docx
+++ b/tillsyn/A 32844-2026 tillsynsbegäran.docx
@@ -1441,7 +1441,7 @@
     <w:r>
       <w:tab/>
       <w:tab/>
-      <w:t>2026-10-20</w:t>
+      <w:t>2026-10-21</w:t>
       <w:br/>
       <w:br/>
     </w:r>

--- a/tillsyn/A 32844-2026 tillsynsbegäran.docx
+++ b/tillsyn/A 32844-2026 tillsynsbegäran.docx
@@ -1441,7 +1441,7 @@
     <w:r>
       <w:tab/>
       <w:tab/>
-      <w:t>2026-10-21</w:t>
+      <w:t>2026-10-22</w:t>
       <w:br/>
       <w:br/>
     </w:r>

--- a/tillsyn/A 32844-2026 tillsynsbegäran.docx
+++ b/tillsyn/A 32844-2026 tillsynsbegäran.docx
@@ -1441,7 +1441,7 @@
     <w:r>
       <w:tab/>
       <w:tab/>
-      <w:t>2026-10-22</w:t>
+      <w:t>2026-10-23</w:t>
       <w:br/>
       <w:br/>
     </w:r>

--- a/tillsyn/A 32844-2026 tillsynsbegäran.docx
+++ b/tillsyn/A 32844-2026 tillsynsbegäran.docx
@@ -1441,7 +1441,7 @@
     <w:r>
       <w:tab/>
       <w:tab/>
-      <w:t>2026-10-23</w:t>
+      <w:t>2026-10-24</w:t>
       <w:br/>
       <w:br/>
     </w:r>

--- a/tillsyn/A 32844-2026 tillsynsbegäran.docx
+++ b/tillsyn/A 32844-2026 tillsynsbegäran.docx
@@ -1441,7 +1441,7 @@
     <w:r>
       <w:tab/>
       <w:tab/>
-      <w:t>2026-10-24</w:t>
+      <w:t>2026-10-25</w:t>
       <w:br/>
       <w:br/>
     </w:r>

--- a/tillsyn/A 32844-2026 tillsynsbegäran.docx
+++ b/tillsyn/A 32844-2026 tillsynsbegäran.docx
@@ -1441,7 +1441,7 @@
     <w:r>
       <w:tab/>
       <w:tab/>
-      <w:t>2026-10-25</w:t>
+      <w:t>2026-10-26</w:t>
       <w:br/>
       <w:br/>
     </w:r>

--- a/tillsyn/A 32844-2026 tillsynsbegäran.docx
+++ b/tillsyn/A 32844-2026 tillsynsbegäran.docx
@@ -1441,7 +1441,7 @@
     <w:r>
       <w:tab/>
       <w:tab/>
-      <w:t>2026-10-26</w:t>
+      <w:t>2026-10-27</w:t>
       <w:br/>
       <w:br/>
     </w:r>

--- a/tillsyn/A 32844-2026 tillsynsbegäran.docx
+++ b/tillsyn/A 32844-2026 tillsynsbegäran.docx
@@ -1441,7 +1441,7 @@
     <w:r>
       <w:tab/>
       <w:tab/>
-      <w:t>2026-10-27</w:t>
+      <w:t>2026-10-28</w:t>
       <w:br/>
       <w:br/>
     </w:r>

--- a/tillsyn/A 32844-2026 tillsynsbegäran.docx
+++ b/tillsyn/A 32844-2026 tillsynsbegäran.docx
@@ -1441,7 +1441,7 @@
     <w:r>
       <w:tab/>
       <w:tab/>
-      <w:t>2026-10-28</w:t>
+      <w:t>2026-10-29</w:t>
       <w:br/>
       <w:br/>
     </w:r>

--- a/tillsyn/A 32844-2026 tillsynsbegäran.docx
+++ b/tillsyn/A 32844-2026 tillsynsbegäran.docx
@@ -1441,7 +1441,7 @@
     <w:r>
       <w:tab/>
       <w:tab/>
-      <w:t>2026-10-29</w:t>
+      <w:t>2026-10-31</w:t>
       <w:br/>
       <w:br/>
     </w:r>
